--- a/notes.docx
+++ b/notes.docx
@@ -55,10 +55,10 @@
       </w:r>
       <w:r>
         <w:drawing>
-          <wp:inline distT="0" distB="0" distL="0" distR="0" wp14:anchorId="51C0C577" wp14:editId="4A366DED">
+          <wp:inline distT="0" distB="0" distL="0" distR="0" wp14:anchorId="51C0C577" wp14:editId="44BD22C4">
             <wp:extent cx="5943600" cy="5488305"/>
             <wp:effectExtent l="0" t="0" r="0" b="0"/>
-            <wp:docPr id="83495552" name="Picture 1"/>
+            <wp:docPr id="83495552" name="Picture 1" descr="A screen shot of a computer&#10;&#10;AI-generated content may be incorrect."/>
             <wp:cNvGraphicFramePr>
               <a:graphicFrameLocks xmlns:a="http://schemas.openxmlformats.org/drawingml/2006/main" noChangeAspect="1"/>
             </wp:cNvGraphicFramePr>
@@ -66,7 +66,7 @@
               <a:graphicData uri="http://schemas.openxmlformats.org/drawingml/2006/picture">
                 <pic:pic xmlns:pic="http://schemas.openxmlformats.org/drawingml/2006/picture">
                   <pic:nvPicPr>
-                    <pic:cNvPr id="83495552" name=""/>
+                    <pic:cNvPr id="83495552" name="Picture 1" descr="A screen shot of a computer&#10;&#10;AI-generated content may be incorrect."/>
                     <pic:cNvPicPr/>
                   </pic:nvPicPr>
                   <pic:blipFill>
